--- a/t26_s5.docx
+++ b/t26_s5.docx
@@ -3,2168 +3,998 @@
 <w:document xmlns:wpc="http://schemas.microsoft.com/office/word/2010/wordprocessingCanvas" xmlns:mo="http://schemas.microsoft.com/office/mac/office/2008/main" xmlns:mc="http://schemas.openxmlformats.org/markup-compatibility/2006" xmlns:mv="urn:schemas-microsoft-com:mac:vml" xmlns:o="urn:schemas-microsoft-com:office:office" xmlns:r="http://schemas.openxmlformats.org/officeDocument/2006/relationships" xmlns:m="http://schemas.openxmlformats.org/officeDocument/2006/math" xmlns:v="urn:schemas-microsoft-com:vml" xmlns:wp14="http://schemas.microsoft.com/office/word/2010/wordprocessingDrawing" xmlns:wp="http://schemas.openxmlformats.org/drawingml/2006/wordprocessingDrawing" xmlns:w10="urn:schemas-microsoft-com:office:word" xmlns:w="http://schemas.openxmlformats.org/wordprocessingml/2006/main" xmlns:w14="http://schemas.microsoft.com/office/word/2010/wordml" xmlns:wpg="http://schemas.microsoft.com/office/word/2010/wordprocessingGroup" xmlns:wpi="http://schemas.microsoft.com/office/word/2010/wordprocessingInk" xmlns:wne="http://schemas.microsoft.com/office/word/2006/wordml" xmlns:wps="http://schemas.microsoft.com/office/word/2010/wordprocessingShape" mc:Ignorable="w14 wp14">
   <w:body>
     <w:p>
-      <w:pPr>
-        <w:spacing w:after="20" w:before="120"/>
-      </w:pPr>
       <w:r>
-        <w:rPr>
-          <w:b/>
-          <w:sz w:val="22"/>
-        </w:rPr>
-        <w:t>Question: The abbreviation 'ICU' stands for:</w:t>
+        <w:t xml:space="preserve">Question: A shopkeeper buys an article for ₹750 and sells it at a profit of 12%. The selling price is:</w:t>
       </w:r>
     </w:p>
     <w:p>
-      <w:pPr>
-        <w:spacing w:after="0" w:before="0"/>
-      </w:pPr>
       <w:r>
-        <w:rPr>
-          <w:b w:val="0"/>
-          <w:sz w:val="22"/>
-        </w:rPr>
-        <w:t>(a) Internal Care Unit</w:t>
+        <w:t xml:space="preserve">(a) ₹810</w:t>
       </w:r>
     </w:p>
     <w:p>
-      <w:pPr>
-        <w:spacing w:after="0" w:before="0"/>
-      </w:pPr>
       <w:r>
-        <w:rPr>
-          <w:b w:val="0"/>
-          <w:sz w:val="22"/>
-        </w:rPr>
-        <w:t>(b) Intensive Care Unit</w:t>
+        <w:t xml:space="preserve">(b) ₹840</w:t>
       </w:r>
     </w:p>
     <w:p>
-      <w:pPr>
-        <w:spacing w:after="0" w:before="0"/>
-      </w:pPr>
       <w:r>
-        <w:rPr>
-          <w:b w:val="0"/>
-          <w:sz w:val="22"/>
-        </w:rPr>
-        <w:t>(c) Intensive Coronary Unit</w:t>
+        <w:t xml:space="preserve">(c) ₹860</w:t>
       </w:r>
     </w:p>
     <w:p>
-      <w:pPr>
-        <w:spacing w:after="0" w:before="0"/>
-      </w:pPr>
       <w:r>
-        <w:rPr>
-          <w:b w:val="0"/>
-          <w:sz w:val="22"/>
-        </w:rPr>
-        <w:t>(d) Intensive Cure Unit</w:t>
+        <w:t xml:space="preserve">(d) ₹880</w:t>
       </w:r>
     </w:p>
     <w:p>
-      <w:pPr>
-        <w:spacing w:after="0" w:before="40"/>
-      </w:pPr>
       <w:r>
-        <w:rPr>
-          <w:b/>
-          <w:sz w:val="22"/>
-        </w:rPr>
-        <w:t>Answer: b</w:t>
+        <w:t xml:space="preserve">Answer: b</w:t>
       </w:r>
     </w:p>
     <w:p>
-      <w:pPr>
-        <w:spacing w:after="0" w:before="0"/>
-      </w:pPr>
       <w:r>
-        <w:rPr>
-          <w:b w:val="0"/>
-          <w:sz w:val="21"/>
-        </w:rPr>
-        <w:t>Solution: ICU is the Intensive Care Unit where critically ill patients are monitored.</w:t>
+        <w:t xml:space="preserve">Solution: Profit = 12% of 750 = ₹90. Selling price = 750 + 90 = ₹840.</w:t>
       </w:r>
     </w:p>
     <w:p>
-      <w:pPr>
-        <w:spacing w:after="0" w:before="0"/>
-      </w:pPr>
       <w:r>
-        <w:rPr>
-          <w:b w:val="0"/>
-          <w:sz w:val="20"/>
-        </w:rPr>
-        <w:t>Positive Marks: 1</w:t>
+        <w:t xml:space="preserve">Positive Marks: 1</w:t>
       </w:r>
     </w:p>
     <w:p>
-      <w:pPr>
-        <w:spacing w:after="160" w:before="0"/>
-      </w:pPr>
       <w:r>
-        <w:rPr>
-          <w:b w:val="0"/>
-          <w:sz w:val="20"/>
-        </w:rPr>
-        <w:t>Negative Marks: 0.25</w:t>
+        <w:t xml:space="preserve">Negative Marks: 0.25</w:t>
       </w:r>
     </w:p>
     <w:p>
-      <w:pPr>
-        <w:spacing w:after="20" w:before="120"/>
-      </w:pPr>
       <w:r>
-        <w:rPr>
-          <w:b/>
-          <w:sz w:val="22"/>
-        </w:rPr>
-        <w:t>Question: In a row of 30 students, Ravi is 12th from the left. What is his position from the right?</w:t>
+        <w:t xml:space="preserve"/>
       </w:r>
     </w:p>
     <w:p>
-      <w:pPr>
-        <w:spacing w:after="0" w:before="0"/>
-      </w:pPr>
       <w:r>
-        <w:rPr>
-          <w:b w:val="0"/>
-          <w:sz w:val="22"/>
-        </w:rPr>
-        <w:t>(a) 19th</w:t>
+        <w:t xml:space="preserve">Question: Which of the following is a type of software?</w:t>
       </w:r>
     </w:p>
     <w:p>
-      <w:pPr>
-        <w:spacing w:after="0" w:before="0"/>
-      </w:pPr>
       <w:r>
-        <w:rPr>
-          <w:b w:val="0"/>
-          <w:sz w:val="22"/>
-        </w:rPr>
-        <w:t>(b) 18th</w:t>
+        <w:t xml:space="preserve">(a) Operating system</w:t>
       </w:r>
     </w:p>
     <w:p>
-      <w:pPr>
-        <w:spacing w:after="0" w:before="0"/>
-      </w:pPr>
       <w:r>
-        <w:rPr>
-          <w:b w:val="0"/>
-          <w:sz w:val="22"/>
-        </w:rPr>
-        <w:t>(c) 17th</w:t>
+        <w:t xml:space="preserve">(b) CPU</w:t>
       </w:r>
     </w:p>
     <w:p>
-      <w:pPr>
-        <w:spacing w:after="0" w:before="0"/>
-      </w:pPr>
       <w:r>
-        <w:rPr>
-          <w:b w:val="0"/>
-          <w:sz w:val="22"/>
-        </w:rPr>
-        <w:t>(d) 20th</w:t>
+        <w:t xml:space="preserve">(c) Monitor</w:t>
       </w:r>
     </w:p>
     <w:p>
-      <w:pPr>
-        <w:spacing w:after="0" w:before="40"/>
-      </w:pPr>
       <w:r>
-        <w:rPr>
-          <w:b/>
-          <w:sz w:val="22"/>
-        </w:rPr>
-        <w:t>Answer: a</w:t>
+        <w:t xml:space="preserve">(d) Keyboard</w:t>
       </w:r>
     </w:p>
     <w:p>
-      <w:pPr>
-        <w:spacing w:after="0" w:before="0"/>
-      </w:pPr>
       <w:r>
-        <w:rPr>
-          <w:b w:val="0"/>
-          <w:sz w:val="21"/>
-        </w:rPr>
-        <w:t>Solution: Position from right = total − position from left + 1 = 30 − 12 + 1 = 19.</w:t>
+        <w:t xml:space="preserve">Answer: a</w:t>
       </w:r>
     </w:p>
     <w:p>
-      <w:pPr>
-        <w:spacing w:after="0" w:before="0"/>
-      </w:pPr>
       <w:r>
-        <w:rPr>
-          <w:b w:val="0"/>
-          <w:sz w:val="20"/>
-        </w:rPr>
-        <w:t>Positive Marks: 1</w:t>
+        <w:t xml:space="preserve">Solution: The operating system is software. CPU, monitor, and keyboard are hardware.</w:t>
       </w:r>
     </w:p>
     <w:p>
-      <w:pPr>
-        <w:spacing w:after="160" w:before="0"/>
-      </w:pPr>
       <w:r>
-        <w:rPr>
-          <w:b w:val="0"/>
-          <w:sz w:val="20"/>
-        </w:rPr>
-        <w:t>Negative Marks: 0.25</w:t>
+        <w:t xml:space="preserve">Positive Marks: 1</w:t>
       </w:r>
     </w:p>
     <w:p>
-      <w:pPr>
-        <w:spacing w:after="20" w:before="120"/>
-      </w:pPr>
       <w:r>
-        <w:rPr>
-          <w:b/>
-          <w:sz w:val="22"/>
-        </w:rPr>
-        <w:t>Question: Pen : Write :: Knife : ?</w:t>
+        <w:t xml:space="preserve">Negative Marks: 0.25</w:t>
       </w:r>
     </w:p>
     <w:p>
-      <w:pPr>
-        <w:spacing w:after="0" w:before="0"/>
-      </w:pPr>
       <w:r>
-        <w:rPr>
-          <w:b w:val="0"/>
-          <w:sz w:val="22"/>
-        </w:rPr>
-        <w:t>(a) Hold</w:t>
+        <w:t xml:space="preserve"/>
       </w:r>
     </w:p>
     <w:p>
-      <w:pPr>
-        <w:spacing w:after="0" w:before="0"/>
-      </w:pPr>
       <w:r>
-        <w:rPr>
-          <w:b w:val="0"/>
-          <w:sz w:val="22"/>
-        </w:rPr>
-        <w:t>(b) Cook</w:t>
+        <w:t xml:space="preserve">Question: The "Cripps Mission" came to India in which year?</w:t>
       </w:r>
     </w:p>
     <w:p>
-      <w:pPr>
-        <w:spacing w:after="0" w:before="0"/>
-      </w:pPr>
       <w:r>
-        <w:rPr>
-          <w:b w:val="0"/>
-          <w:sz w:val="22"/>
-        </w:rPr>
-        <w:t>(c) Draw</w:t>
+        <w:t xml:space="preserve">(a) 1942</w:t>
       </w:r>
     </w:p>
     <w:p>
-      <w:pPr>
-        <w:spacing w:after="0" w:before="0"/>
-      </w:pPr>
       <w:r>
-        <w:rPr>
-          <w:b w:val="0"/>
-          <w:sz w:val="22"/>
-        </w:rPr>
-        <w:t>(d) Cut</w:t>
+        <w:t xml:space="preserve">(b) 1930</w:t>
       </w:r>
     </w:p>
     <w:p>
-      <w:pPr>
-        <w:spacing w:after="0" w:before="40"/>
-      </w:pPr>
       <w:r>
-        <w:rPr>
-          <w:b/>
-          <w:sz w:val="22"/>
-        </w:rPr>
-        <w:t>Answer: d</w:t>
+        <w:t xml:space="preserve">(c) 1919</w:t>
       </w:r>
     </w:p>
     <w:p>
-      <w:pPr>
-        <w:spacing w:after="0" w:before="0"/>
-      </w:pPr>
       <w:r>
-        <w:rPr>
-          <w:b w:val="0"/>
-          <w:sz w:val="21"/>
-        </w:rPr>
-        <w:t>Solution: A pen is used to write; a knife is used to cut.</w:t>
+        <w:t xml:space="preserve">(d) 1947</w:t>
       </w:r>
     </w:p>
     <w:p>
-      <w:pPr>
-        <w:spacing w:after="0" w:before="0"/>
-      </w:pPr>
       <w:r>
-        <w:rPr>
-          <w:b w:val="0"/>
-          <w:sz w:val="20"/>
-        </w:rPr>
-        <w:t>Positive Marks: 1</w:t>
+        <w:t xml:space="preserve">Answer: a</w:t>
       </w:r>
     </w:p>
     <w:p>
-      <w:pPr>
-        <w:spacing w:after="160" w:before="0"/>
-      </w:pPr>
       <w:r>
-        <w:rPr>
-          <w:b w:val="0"/>
-          <w:sz w:val="20"/>
-        </w:rPr>
-        <w:t>Negative Marks: 0.25</w:t>
+        <w:t xml:space="preserve">Solution: The Cripps Mission (1942) offered dominion status after the war — rejected by Indian leaders, leading to the Quit India Movement.</w:t>
       </w:r>
     </w:p>
     <w:p>
-      <w:pPr>
-        <w:spacing w:after="20" w:before="120"/>
-      </w:pPr>
       <w:r>
-        <w:rPr>
-          <w:b/>
-          <w:sz w:val="22"/>
-        </w:rPr>
-        <w:t>Question: Which instrument is used to measure blood pressure?</w:t>
+        <w:t xml:space="preserve">Positive Marks: 1</w:t>
       </w:r>
     </w:p>
     <w:p>
-      <w:pPr>
-        <w:spacing w:after="0" w:before="0"/>
-      </w:pPr>
       <w:r>
-        <w:rPr>
-          <w:b w:val="0"/>
-          <w:sz w:val="22"/>
-        </w:rPr>
-        <w:t>(a) Sphygmomanometer</w:t>
+        <w:t xml:space="preserve">Negative Marks: 0.25</w:t>
       </w:r>
     </w:p>
     <w:p>
-      <w:pPr>
-        <w:spacing w:after="0" w:before="0"/>
-      </w:pPr>
       <w:r>
-        <w:rPr>
-          <w:b w:val="0"/>
-          <w:sz w:val="22"/>
-        </w:rPr>
-        <w:t>(b) Stethoscope</w:t>
+        <w:t xml:space="preserve"/>
       </w:r>
     </w:p>
     <w:p>
-      <w:pPr>
-        <w:spacing w:after="0" w:before="0"/>
-      </w:pPr>
       <w:r>
-        <w:rPr>
-          <w:b w:val="0"/>
-          <w:sz w:val="22"/>
-        </w:rPr>
-        <w:t>(c) Pulse oximeter</w:t>
+        <w:t xml:space="preserve">Question: If 8 taps fill a tank in 9 hours, in how many hours will 12 taps fill it?</w:t>
       </w:r>
     </w:p>
     <w:p>
-      <w:pPr>
-        <w:spacing w:after="0" w:before="0"/>
-      </w:pPr>
       <w:r>
-        <w:rPr>
-          <w:b w:val="0"/>
-          <w:sz w:val="22"/>
-        </w:rPr>
-        <w:t>(d) Thermometer</w:t>
+        <w:t xml:space="preserve">(a) 4 hours</w:t>
       </w:r>
     </w:p>
     <w:p>
-      <w:pPr>
-        <w:spacing w:after="0" w:before="40"/>
-      </w:pPr>
       <w:r>
-        <w:rPr>
-          <w:b/>
-          <w:sz w:val="22"/>
-        </w:rPr>
-        <w:t>Answer: a</w:t>
+        <w:t xml:space="preserve">(b) 5 hours</w:t>
       </w:r>
     </w:p>
     <w:p>
-      <w:pPr>
-        <w:spacing w:after="0" w:before="0"/>
-      </w:pPr>
       <w:r>
-        <w:rPr>
-          <w:b w:val="0"/>
-          <w:sz w:val="21"/>
-        </w:rPr>
-        <w:t>Solution: A sphygmomanometer measures arterial blood pressure.</w:t>
+        <w:t xml:space="preserve">(c) 6 hours</w:t>
       </w:r>
     </w:p>
     <w:p>
-      <w:pPr>
-        <w:spacing w:after="0" w:before="0"/>
-      </w:pPr>
       <w:r>
-        <w:rPr>
-          <w:b w:val="0"/>
-          <w:sz w:val="20"/>
-        </w:rPr>
-        <w:t>Positive Marks: 1</w:t>
+        <w:t xml:space="preserve">(d) 7 hours</w:t>
       </w:r>
     </w:p>
     <w:p>
-      <w:pPr>
-        <w:spacing w:after="160" w:before="0"/>
-      </w:pPr>
       <w:r>
-        <w:rPr>
-          <w:b w:val="0"/>
-          <w:sz w:val="20"/>
-        </w:rPr>
-        <w:t>Negative Marks: 0.25</w:t>
+        <w:t xml:space="preserve">Answer: c</w:t>
       </w:r>
     </w:p>
     <w:p>
-      <w:pPr>
-        <w:spacing w:after="20" w:before="120"/>
-      </w:pPr>
       <w:r>
-        <w:rPr>
-          <w:b/>
-          <w:sz w:val="22"/>
-        </w:rPr>
-        <w:t>Question: A person buys an article at 7/9 of its value and sells it for 20 percent more than its value. What is his gain percentage?</w:t>
+        <w:t xml:space="preserve">Solution: 8 × 9 = 12 × Hours → Hours = 72 ÷ 12 = 6 hours.</w:t>
       </w:r>
     </w:p>
     <w:p>
-      <w:pPr>
-        <w:spacing w:after="0" w:before="0"/>
-      </w:pPr>
       <w:r>
-        <w:rPr>
-          <w:b w:val="0"/>
-          <w:sz w:val="22"/>
-        </w:rPr>
-        <w:t>(a) 44.4 percent</w:t>
+        <w:t xml:space="preserve">Positive Marks: 1</w:t>
       </w:r>
     </w:p>
     <w:p>
-      <w:pPr>
-        <w:spacing w:after="0" w:before="0"/>
-      </w:pPr>
       <w:r>
-        <w:rPr>
-          <w:b w:val="0"/>
-          <w:sz w:val="22"/>
-        </w:rPr>
-        <w:t>(b) 45.3 percent</w:t>
+        <w:t xml:space="preserve">Negative Marks: 0.25</w:t>
       </w:r>
     </w:p>
     <w:p>
-      <w:pPr>
-        <w:spacing w:after="0" w:before="0"/>
-      </w:pPr>
       <w:r>
-        <w:rPr>
-          <w:b w:val="0"/>
-          <w:sz w:val="22"/>
-        </w:rPr>
-        <w:t>(c) 54.3 percent</w:t>
+        <w:t xml:space="preserve"/>
       </w:r>
     </w:p>
     <w:p>
-      <w:pPr>
-        <w:spacing w:after="0" w:before="0"/>
-      </w:pPr>
       <w:r>
-        <w:rPr>
-          <w:b w:val="0"/>
-          <w:sz w:val="22"/>
-        </w:rPr>
-        <w:t>(d) 50 percent</w:t>
+        <w:t xml:space="preserve">Question: The "firewall" in computing is used to:</w:t>
       </w:r>
     </w:p>
     <w:p>
-      <w:pPr>
-        <w:spacing w:after="0" w:before="40"/>
-      </w:pPr>
       <w:r>
-        <w:rPr>
-          <w:b/>
-          <w:sz w:val="22"/>
-        </w:rPr>
-        <w:t>Answer: c</w:t>
+        <w:t xml:space="preserve">(a) Block unauthorized access to a network</w:t>
       </w:r>
     </w:p>
     <w:p>
-      <w:pPr>
-        <w:spacing w:after="0" w:before="0"/>
-      </w:pPr>
       <w:r>
-        <w:rPr>
-          <w:b w:val="0"/>
-          <w:sz w:val="21"/>
-        </w:rPr>
-        <w:t>Solution: CP = 7/9 of value (V), SP = 1.2 V. Profit % = [(1.2V − 7/9V) ÷ (7/9V)] × 100 = 54.3%.</w:t>
+        <w:t xml:space="preserve">(b) Cool the computer</w:t>
       </w:r>
     </w:p>
     <w:p>
-      <w:pPr>
-        <w:spacing w:after="0" w:before="0"/>
-      </w:pPr>
       <w:r>
-        <w:rPr>
-          <w:b w:val="0"/>
-          <w:sz w:val="20"/>
-        </w:rPr>
-        <w:t>Positive Marks: 1</w:t>
+        <w:t xml:space="preserve">(c) Speed up the printer</w:t>
       </w:r>
     </w:p>
     <w:p>
-      <w:pPr>
-        <w:spacing w:after="160" w:before="0"/>
-      </w:pPr>
       <w:r>
-        <w:rPr>
-          <w:b w:val="0"/>
-          <w:sz w:val="20"/>
-        </w:rPr>
-        <w:t>Negative Marks: 0.25</w:t>
+        <w:t xml:space="preserve">(d) Store files</w:t>
       </w:r>
     </w:p>
     <w:p>
-      <w:pPr>
-        <w:spacing w:after="20" w:before="120"/>
-      </w:pPr>
       <w:r>
-        <w:rPr>
-          <w:b/>
-          <w:sz w:val="22"/>
-        </w:rPr>
-        <w:t>Question: Find the next term in the series: B, D, G, K, P, ?</w:t>
+        <w:t xml:space="preserve">Answer: a</w:t>
       </w:r>
     </w:p>
     <w:p>
-      <w:pPr>
-        <w:spacing w:after="0" w:before="0"/>
-      </w:pPr>
       <w:r>
-        <w:rPr>
-          <w:b w:val="0"/>
-          <w:sz w:val="22"/>
-        </w:rPr>
-        <w:t>(a) W</w:t>
+        <w:t xml:space="preserve">Solution: A firewall monitors and blocks unauthorized network traffic — protecting computers from external threats.</w:t>
       </w:r>
     </w:p>
     <w:p>
-      <w:pPr>
-        <w:spacing w:after="0" w:before="0"/>
-      </w:pPr>
       <w:r>
-        <w:rPr>
-          <w:b w:val="0"/>
-          <w:sz w:val="22"/>
-        </w:rPr>
-        <w:t>(b) U</w:t>
+        <w:t xml:space="preserve">Positive Marks: 1</w:t>
       </w:r>
     </w:p>
     <w:p>
-      <w:pPr>
-        <w:spacing w:after="0" w:before="0"/>
-      </w:pPr>
       <w:r>
-        <w:rPr>
-          <w:b w:val="0"/>
-          <w:sz w:val="22"/>
-        </w:rPr>
-        <w:t>(c) V</w:t>
+        <w:t xml:space="preserve">Negative Marks: 0.25</w:t>
       </w:r>
     </w:p>
     <w:p>
-      <w:pPr>
-        <w:spacing w:after="0" w:before="0"/>
-      </w:pPr>
       <w:r>
-        <w:rPr>
-          <w:b w:val="0"/>
-          <w:sz w:val="22"/>
-        </w:rPr>
-        <w:t>(d) T</w:t>
+        <w:t xml:space="preserve"/>
       </w:r>
     </w:p>
     <w:p>
-      <w:pPr>
-        <w:spacing w:after="0" w:before="40"/>
-      </w:pPr>
       <w:r>
-        <w:rPr>
-          <w:b/>
-          <w:sz w:val="22"/>
-        </w:rPr>
-        <w:t>Answer: c</w:t>
+        <w:t xml:space="preserve">Question: The "Shimla Agreement" was signed between India and Pakistan in:</w:t>
       </w:r>
     </w:p>
     <w:p>
-      <w:pPr>
-        <w:spacing w:after="0" w:before="0"/>
-      </w:pPr>
       <w:r>
-        <w:rPr>
-          <w:b w:val="0"/>
-          <w:sz w:val="21"/>
-        </w:rPr>
-        <w:t>Solution: Advances are +2, +3, +4, +5, +6: P + 6 = V.</w:t>
+        <w:t xml:space="preserve">(a) 1972</w:t>
       </w:r>
     </w:p>
     <w:p>
-      <w:pPr>
-        <w:spacing w:after="0" w:before="0"/>
-      </w:pPr>
       <w:r>
-        <w:rPr>
-          <w:b w:val="0"/>
-          <w:sz w:val="20"/>
-        </w:rPr>
-        <w:t>Positive Marks: 1</w:t>
+        <w:t xml:space="preserve">(b) 1965</w:t>
       </w:r>
     </w:p>
     <w:p>
-      <w:pPr>
-        <w:spacing w:after="160" w:before="0"/>
-      </w:pPr>
       <w:r>
-        <w:rPr>
-          <w:b w:val="0"/>
-          <w:sz w:val="20"/>
-        </w:rPr>
-        <w:t>Negative Marks: 0.25</w:t>
+        <w:t xml:space="preserve">(c) 1971</w:t>
       </w:r>
     </w:p>
     <w:p>
-      <w:pPr>
-        <w:spacing w:after="20" w:before="120"/>
-      </w:pPr>
       <w:r>
-        <w:rPr>
-          <w:b/>
-          <w:sz w:val="22"/>
-        </w:rPr>
-        <w:t>Question: Bird : Nest :: Bee : ?</w:t>
+        <w:t xml:space="preserve">(d) 1999</w:t>
       </w:r>
     </w:p>
     <w:p>
-      <w:pPr>
-        <w:spacing w:after="0" w:before="0"/>
-      </w:pPr>
       <w:r>
-        <w:rPr>
-          <w:b w:val="0"/>
-          <w:sz w:val="22"/>
-        </w:rPr>
-        <w:t>(a) Burrow</w:t>
+        <w:t xml:space="preserve">Answer: a</w:t>
       </w:r>
     </w:p>
     <w:p>
-      <w:pPr>
-        <w:spacing w:after="0" w:before="0"/>
-      </w:pPr>
       <w:r>
-        <w:rPr>
-          <w:b w:val="0"/>
-          <w:sz w:val="22"/>
-        </w:rPr>
-        <w:t>(b) Hive</w:t>
+        <w:t xml:space="preserve">Solution: The Shimla Agreement (1972) — signed after the 1971 war — normalized relations and established the Line of Control in Kashmir.</w:t>
       </w:r>
     </w:p>
     <w:p>
-      <w:pPr>
-        <w:spacing w:after="0" w:before="0"/>
-      </w:pPr>
       <w:r>
-        <w:rPr>
-          <w:b w:val="0"/>
-          <w:sz w:val="22"/>
-        </w:rPr>
-        <w:t>(c) Web</w:t>
+        <w:t xml:space="preserve">Positive Marks: 1</w:t>
       </w:r>
     </w:p>
     <w:p>
-      <w:pPr>
-        <w:spacing w:after="0" w:before="0"/>
-      </w:pPr>
       <w:r>
-        <w:rPr>
-          <w:b w:val="0"/>
-          <w:sz w:val="22"/>
-        </w:rPr>
-        <w:t>(d) Den</w:t>
+        <w:t xml:space="preserve">Negative Marks: 0.25</w:t>
       </w:r>
     </w:p>
     <w:p>
-      <w:pPr>
-        <w:spacing w:after="0" w:before="40"/>
-      </w:pPr>
       <w:r>
-        <w:rPr>
-          <w:b/>
-          <w:sz w:val="22"/>
-        </w:rPr>
-        <w:t>Answer: b</w:t>
+        <w:t xml:space="preserve"/>
       </w:r>
     </w:p>
     <w:p>
-      <w:pPr>
-        <w:spacing w:after="0" w:before="0"/>
-      </w:pPr>
       <w:r>
-        <w:rPr>
-          <w:b w:val="0"/>
-          <w:sz w:val="21"/>
-        </w:rPr>
-        <w:t>Solution: A bird lives in a nest; a bee lives in a hive.</w:t>
+        <w:t xml:space="preserve">Question: The value of 15 + 5 × 3 − 10 is:</w:t>
       </w:r>
     </w:p>
     <w:p>
-      <w:pPr>
-        <w:spacing w:after="0" w:before="0"/>
-      </w:pPr>
       <w:r>
-        <w:rPr>
-          <w:b w:val="0"/>
-          <w:sz w:val="20"/>
-        </w:rPr>
-        <w:t>Positive Marks: 1</w:t>
+        <w:t xml:space="preserve">(a) 15</w:t>
       </w:r>
     </w:p>
     <w:p>
-      <w:pPr>
-        <w:spacing w:after="160" w:before="0"/>
-      </w:pPr>
       <w:r>
-        <w:rPr>
-          <w:b w:val="0"/>
-          <w:sz w:val="20"/>
-        </w:rPr>
-        <w:t>Negative Marks: 0.25</w:t>
+        <w:t xml:space="preserve">(b) 20</w:t>
       </w:r>
     </w:p>
     <w:p>
-      <w:pPr>
-        <w:spacing w:after="20" w:before="120"/>
-      </w:pPr>
       <w:r>
-        <w:rPr>
-          <w:b/>
-          <w:sz w:val="22"/>
-        </w:rPr>
-        <w:t>Question: In which year was the JSY Scheme launched in India?</w:t>
+        <w:t xml:space="preserve">(c) 25</w:t>
       </w:r>
     </w:p>
     <w:p>
-      <w:pPr>
-        <w:spacing w:after="0" w:before="0"/>
-      </w:pPr>
       <w:r>
-        <w:rPr>
-          <w:b w:val="0"/>
-          <w:sz w:val="22"/>
-        </w:rPr>
-        <w:t>(a) 2011</w:t>
+        <w:t xml:space="preserve">(d) 30</w:t>
       </w:r>
     </w:p>
     <w:p>
-      <w:pPr>
-        <w:spacing w:after="0" w:before="0"/>
-      </w:pPr>
       <w:r>
-        <w:rPr>
-          <w:b w:val="0"/>
-          <w:sz w:val="22"/>
-        </w:rPr>
-        <w:t>(b) 2005</w:t>
+        <w:t xml:space="preserve">Answer: b</w:t>
       </w:r>
     </w:p>
     <w:p>
-      <w:pPr>
-        <w:spacing w:after="0" w:before="0"/>
-      </w:pPr>
       <w:r>
-        <w:rPr>
-          <w:b w:val="0"/>
-          <w:sz w:val="22"/>
-        </w:rPr>
-        <w:t>(c) 2007</w:t>
+        <w:t xml:space="preserve">Solution: Using BODMAS: 5 × 3 = 15; 15 + 15 − 10 = 20.</w:t>
       </w:r>
     </w:p>
     <w:p>
-      <w:pPr>
-        <w:spacing w:after="0" w:before="0"/>
-      </w:pPr>
       <w:r>
-        <w:rPr>
-          <w:b w:val="0"/>
-          <w:sz w:val="22"/>
-        </w:rPr>
-        <w:t>(d) 2014</w:t>
+        <w:t xml:space="preserve">Positive Marks: 1</w:t>
       </w:r>
     </w:p>
     <w:p>
-      <w:pPr>
-        <w:spacing w:after="0" w:before="40"/>
-      </w:pPr>
       <w:r>
-        <w:rPr>
-          <w:b/>
-          <w:sz w:val="22"/>
-        </w:rPr>
-        <w:t>Answer: b</w:t>
+        <w:t xml:space="preserve">Negative Marks: 0.25</w:t>
       </w:r>
     </w:p>
     <w:p>
-      <w:pPr>
-        <w:spacing w:after="0" w:before="0"/>
-      </w:pPr>
       <w:r>
-        <w:rPr>
-          <w:b w:val="0"/>
-          <w:sz w:val="21"/>
-        </w:rPr>
-        <w:t>Solution: The JSY (Janani Suraksha Yojana) Scheme was launched in India in the year option B, 2005. The JSY Scheme is a government initiative aimed at reducing maternal and neonatal mortality by promoting institutional deliveries and providing financial assistance to pregnant women. Under this scheme, eligible women who give birth in a government health facility or accredited private institution receive cash incentives to cover the costs associated with childbirth, including antenatal care, delivery, and postnatal care. The JSY Scheme has played a significant role in improving access to maternal healthcare services and increasing institutional deliveries in India.</w:t>
+        <w:t xml:space="preserve"/>
       </w:r>
     </w:p>
     <w:p>
-      <w:pPr>
-        <w:spacing w:after="0" w:before="0"/>
-      </w:pPr>
       <w:r>
-        <w:rPr>
-          <w:b w:val="0"/>
-          <w:sz w:val="20"/>
-        </w:rPr>
-        <w:t>Positive Marks: 1</w:t>
+        <w:t xml:space="preserve">Question: In MS Word, which shortcut is used to save a document with a new name?</w:t>
       </w:r>
     </w:p>
     <w:p>
-      <w:pPr>
-        <w:spacing w:after="160" w:before="0"/>
-      </w:pPr>
       <w:r>
-        <w:rPr>
-          <w:b w:val="0"/>
-          <w:sz w:val="20"/>
-        </w:rPr>
-        <w:t>Negative Marks: 0.25</w:t>
+        <w:t xml:space="preserve">(a) F12</w:t>
       </w:r>
     </w:p>
     <w:p>
-      <w:pPr>
-        <w:spacing w:after="20" w:before="120"/>
-      </w:pPr>
       <w:r>
-        <w:rPr>
-          <w:b/>
-          <w:sz w:val="22"/>
-        </w:rPr>
-        <w:t>Question: Find the next number in the series: 2, 5, 10, 17, 26, ?</w:t>
+        <w:t xml:space="preserve">(b) F5</w:t>
       </w:r>
     </w:p>
     <w:p>
-      <w:pPr>
-        <w:spacing w:after="0" w:before="0"/>
-      </w:pPr>
       <w:r>
-        <w:rPr>
-          <w:b w:val="0"/>
-          <w:sz w:val="22"/>
-        </w:rPr>
-        <w:t>(a) 40</w:t>
+        <w:t xml:space="preserve">(c) F7</w:t>
       </w:r>
     </w:p>
     <w:p>
-      <w:pPr>
-        <w:spacing w:after="0" w:before="0"/>
-      </w:pPr>
       <w:r>
-        <w:rPr>
-          <w:b w:val="0"/>
-          <w:sz w:val="22"/>
-        </w:rPr>
-        <w:t>(b) 33</w:t>
+        <w:t xml:space="preserve">(d) F1</w:t>
       </w:r>
     </w:p>
     <w:p>
-      <w:pPr>
-        <w:spacing w:after="0" w:before="0"/>
-      </w:pPr>
       <w:r>
-        <w:rPr>
-          <w:b w:val="0"/>
-          <w:sz w:val="22"/>
-        </w:rPr>
-        <w:t>(c) 35</w:t>
+        <w:t xml:space="preserve">Answer: a</w:t>
       </w:r>
     </w:p>
     <w:p>
-      <w:pPr>
-        <w:spacing w:after="0" w:before="0"/>
-      </w:pPr>
       <w:r>
-        <w:rPr>
-          <w:b w:val="0"/>
-          <w:sz w:val="22"/>
-        </w:rPr>
-        <w:t>(d) 37</w:t>
+        <w:t xml:space="preserve">Solution: F12 opens "Save As" — saving the document with a new name/location. F7 checks spelling.</w:t>
       </w:r>
     </w:p>
     <w:p>
-      <w:pPr>
-        <w:spacing w:after="0" w:before="40"/>
-      </w:pPr>
       <w:r>
-        <w:rPr>
-          <w:b/>
-          <w:sz w:val="22"/>
-        </w:rPr>
-        <w:t>Answer: d</w:t>
+        <w:t xml:space="preserve">Positive Marks: 1</w:t>
       </w:r>
     </w:p>
     <w:p>
-      <w:pPr>
-        <w:spacing w:after="0" w:before="0"/>
-      </w:pPr>
       <w:r>
-        <w:rPr>
-          <w:b w:val="0"/>
-          <w:sz w:val="21"/>
-        </w:rPr>
-        <w:t>Solution: Differences increase by 2 each time (+3, +5, +7, +9, +11): 26 + 11 = 37.</w:t>
+        <w:t xml:space="preserve">Negative Marks: 0.25</w:t>
       </w:r>
     </w:p>
     <w:p>
-      <w:pPr>
-        <w:spacing w:after="0" w:before="0"/>
-      </w:pPr>
       <w:r>
-        <w:rPr>
-          <w:b w:val="0"/>
-          <w:sz w:val="20"/>
-        </w:rPr>
-        <w:t>Positive Marks: 1</w:t>
+        <w:t xml:space="preserve"/>
       </w:r>
     </w:p>
     <w:p>
-      <w:pPr>
-        <w:spacing w:after="160" w:before="0"/>
-      </w:pPr>
       <w:r>
-        <w:rPr>
-          <w:b w:val="0"/>
-          <w:sz w:val="20"/>
-        </w:rPr>
-        <w:t>Negative Marks: 0.25</w:t>
+        <w:t xml:space="preserve">Question: The "Himalayas" are the youngest mountain range in the world. They were formed by:</w:t>
       </w:r>
     </w:p>
     <w:p>
-      <w:pPr>
-        <w:spacing w:after="20" w:before="120"/>
-      </w:pPr>
       <w:r>
-        <w:rPr>
-          <w:b/>
-          <w:sz w:val="22"/>
-        </w:rPr>
-        <w:t>Question: Find the odd one out: 6, 12, 18, 25</w:t>
+        <w:t xml:space="preserve">(a) The collision of the Indian and Eurasian plates</w:t>
       </w:r>
     </w:p>
     <w:p>
-      <w:pPr>
-        <w:spacing w:after="0" w:before="0"/>
-      </w:pPr>
       <w:r>
-        <w:rPr>
-          <w:b w:val="0"/>
-          <w:sz w:val="22"/>
-        </w:rPr>
-        <w:t>(a) 12</w:t>
+        <w:t xml:space="preserve">(b) Volcanic activity</w:t>
       </w:r>
     </w:p>
     <w:p>
-      <w:pPr>
-        <w:spacing w:after="0" w:before="0"/>
-      </w:pPr>
       <w:r>
-        <w:rPr>
-          <w:b w:val="0"/>
-          <w:sz w:val="22"/>
-        </w:rPr>
-        <w:t>(b) 25</w:t>
+        <w:t xml:space="preserve">(c) Erosion only</w:t>
       </w:r>
     </w:p>
     <w:p>
-      <w:pPr>
-        <w:spacing w:after="0" w:before="0"/>
-      </w:pPr>
       <w:r>
-        <w:rPr>
-          <w:b w:val="0"/>
-          <w:sz w:val="22"/>
-        </w:rPr>
-        <w:t>(c) 6</w:t>
+        <w:t xml:space="preserve">(d) Glaciers only</w:t>
       </w:r>
     </w:p>
     <w:p>
-      <w:pPr>
-        <w:spacing w:after="0" w:before="0"/>
-      </w:pPr>
       <w:r>
-        <w:rPr>
-          <w:b w:val="0"/>
-          <w:sz w:val="22"/>
-        </w:rPr>
-        <w:t>(d) 18</w:t>
+        <w:t xml:space="preserve">Answer: a</w:t>
       </w:r>
     </w:p>
     <w:p>
-      <w:pPr>
-        <w:spacing w:after="0" w:before="40"/>
-      </w:pPr>
       <w:r>
-        <w:rPr>
-          <w:b/>
-          <w:sz w:val="22"/>
-        </w:rPr>
-        <w:t>Answer: b</w:t>
+        <w:t xml:space="preserve">Solution: The Himalayas formed ~50 million years ago when the Indian plate collided with the Eurasian plate — the world's youngest and highest mountain range.</w:t>
       </w:r>
     </w:p>
     <w:p>
-      <w:pPr>
-        <w:spacing w:after="0" w:before="0"/>
-      </w:pPr>
       <w:r>
-        <w:rPr>
-          <w:b w:val="0"/>
-          <w:sz w:val="21"/>
-        </w:rPr>
-        <w:t>Solution: 6, 12 and 18 are multiples of 3; 25 is not.</w:t>
+        <w:t xml:space="preserve">Positive Marks: 1</w:t>
       </w:r>
     </w:p>
     <w:p>
-      <w:pPr>
-        <w:spacing w:after="0" w:before="0"/>
-      </w:pPr>
       <w:r>
-        <w:rPr>
-          <w:b w:val="0"/>
-          <w:sz w:val="20"/>
-        </w:rPr>
-        <w:t>Positive Marks: 1</w:t>
+        <w:t xml:space="preserve">Negative Marks: 0.25</w:t>
       </w:r>
     </w:p>
     <w:p>
-      <w:pPr>
-        <w:spacing w:after="160" w:before="0"/>
-      </w:pPr>
       <w:r>
-        <w:rPr>
-          <w:b w:val="0"/>
-          <w:sz w:val="20"/>
-        </w:rPr>
-        <w:t>Negative Marks: 0.25</w:t>
+        <w:t xml:space="preserve"/>
       </w:r>
     </w:p>
     <w:p>
-      <w:pPr>
-        <w:spacing w:after="20" w:before="120"/>
-      </w:pPr>
       <w:r>
-        <w:rPr>
-          <w:b/>
-          <w:sz w:val="22"/>
-        </w:rPr>
-        <w:t>Question: India's first indigenous aircraft carrier commissioned in 2022 is named:</w:t>
+        <w:t xml:space="preserve">Question: Find the next number: 4, 9, 19, 39, 79, ?</w:t>
       </w:r>
     </w:p>
     <w:p>
-      <w:pPr>
-        <w:spacing w:after="0" w:before="0"/>
-      </w:pPr>
       <w:r>
-        <w:rPr>
-          <w:b w:val="0"/>
-          <w:sz w:val="22"/>
-        </w:rPr>
-        <w:t>(a) INS Nilgiri</w:t>
+        <w:t xml:space="preserve">(a) 139</w:t>
       </w:r>
     </w:p>
     <w:p>
-      <w:pPr>
-        <w:spacing w:after="0" w:before="0"/>
-      </w:pPr>
       <w:r>
-        <w:rPr>
-          <w:b w:val="0"/>
-          <w:sz w:val="22"/>
-        </w:rPr>
-        <w:t>(b) INS Vikramaditya</w:t>
+        <w:t xml:space="preserve">(b) 149</w:t>
       </w:r>
     </w:p>
     <w:p>
-      <w:pPr>
-        <w:spacing w:after="0" w:before="0"/>
-      </w:pPr>
       <w:r>
-        <w:rPr>
-          <w:b w:val="0"/>
-          <w:sz w:val="22"/>
-        </w:rPr>
-        <w:t>(c) INS Arihant</w:t>
+        <w:t xml:space="preserve">(c) 159</w:t>
       </w:r>
     </w:p>
     <w:p>
-      <w:pPr>
-        <w:spacing w:after="0" w:before="0"/>
-      </w:pPr>
       <w:r>
-        <w:rPr>
-          <w:b w:val="0"/>
-          <w:sz w:val="22"/>
-        </w:rPr>
-        <w:t>(d) INS Vikrant</w:t>
+        <w:t xml:space="preserve">(d) 169</w:t>
       </w:r>
     </w:p>
     <w:p>
-      <w:pPr>
-        <w:spacing w:after="0" w:before="40"/>
-      </w:pPr>
       <w:r>
-        <w:rPr>
-          <w:b/>
-          <w:sz w:val="22"/>
-        </w:rPr>
-        <w:t>Answer: d</w:t>
+        <w:t xml:space="preserve">Answer: c</w:t>
       </w:r>
     </w:p>
     <w:p>
-      <w:pPr>
-        <w:spacing w:after="0" w:before="0"/>
-      </w:pPr>
       <w:r>
-        <w:rPr>
-          <w:b w:val="0"/>
-          <w:sz w:val="21"/>
-        </w:rPr>
-        <w:t>Solution: INS Vikrant, India's first indigenously built aircraft carrier, was commissioned on 2 September 2022.</w:t>
+        <w:t xml:space="preserve">Solution: Each term is double the previous plus 1: 79 × 2 + 1 = 159.</w:t>
       </w:r>
     </w:p>
     <w:p>
-      <w:pPr>
-        <w:spacing w:after="0" w:before="0"/>
-      </w:pPr>
       <w:r>
-        <w:rPr>
-          <w:b w:val="0"/>
-          <w:sz w:val="20"/>
-        </w:rPr>
-        <w:t>Positive Marks: 1</w:t>
+        <w:t xml:space="preserve">Positive Marks: 1</w:t>
       </w:r>
     </w:p>
     <w:p>
-      <w:pPr>
-        <w:spacing w:after="160" w:before="0"/>
-      </w:pPr>
       <w:r>
-        <w:rPr>
-          <w:b w:val="0"/>
-          <w:sz w:val="20"/>
-        </w:rPr>
-        <w:t>Negative Marks: 0.25</w:t>
+        <w:t xml:space="preserve">Negative Marks: 0.25</w:t>
       </w:r>
     </w:p>
     <w:p>
-      <w:pPr>
-        <w:spacing w:after="20" w:before="120"/>
-      </w:pPr>
       <w:r>
-        <w:rPr>
-          <w:b/>
-          <w:sz w:val="22"/>
-        </w:rPr>
-        <w:t>Question: Electronic City of India?</w:t>
+        <w:t xml:space="preserve">Question: The area of a circle with radius 14 cm is (π = 22/7):</w:t>
       </w:r>
     </w:p>
     <w:p>
-      <w:pPr>
-        <w:spacing w:after="0" w:before="0"/>
-      </w:pPr>
       <w:r>
-        <w:rPr>
-          <w:b w:val="0"/>
-          <w:sz w:val="22"/>
-        </w:rPr>
-        <w:t>(a) Delhi</w:t>
+        <w:t xml:space="preserve">(a) 616 sq cm</w:t>
       </w:r>
     </w:p>
     <w:p>
-      <w:pPr>
-        <w:spacing w:after="0" w:before="0"/>
-      </w:pPr>
       <w:r>
-        <w:rPr>
-          <w:b w:val="0"/>
-          <w:sz w:val="22"/>
-        </w:rPr>
-        <w:t>(b) Chandigarh</w:t>
+        <w:t xml:space="preserve">(b) 154 sq cm</w:t>
       </w:r>
     </w:p>
     <w:p>
-      <w:pPr>
-        <w:spacing w:after="0" w:before="0"/>
-      </w:pPr>
       <w:r>
-        <w:rPr>
-          <w:b w:val="0"/>
-          <w:sz w:val="22"/>
-        </w:rPr>
-        <w:t>(c) Bangalore</w:t>
+        <w:t xml:space="preserve">(c) 308 sq cm</w:t>
       </w:r>
     </w:p>
     <w:p>
-      <w:pPr>
-        <w:spacing w:after="0" w:before="0"/>
-      </w:pPr>
       <w:r>
-        <w:rPr>
-          <w:b w:val="0"/>
-          <w:sz w:val="22"/>
-        </w:rPr>
-        <w:t>(d) Indore</w:t>
+        <w:t xml:space="preserve">(d) 88 sq cm</w:t>
       </w:r>
     </w:p>
     <w:p>
-      <w:pPr>
-        <w:spacing w:after="0" w:before="40"/>
-      </w:pPr>
       <w:r>
-        <w:rPr>
-          <w:b/>
-          <w:sz w:val="22"/>
-        </w:rPr>
-        <w:t>Answer: c</w:t>
+        <w:t xml:space="preserve">Answer: a</w:t>
       </w:r>
     </w:p>
     <w:p>
-      <w:pPr>
-        <w:spacing w:after="0" w:before="0"/>
-      </w:pPr>
       <w:r>
-        <w:rPr>
-          <w:b w:val="0"/>
-          <w:sz w:val="21"/>
-        </w:rPr>
-        <w:t>Solution: Bengaluru (Bangalore) is known as the Electronic City / Silicon Valley of India because of its leading IT industry.</w:t>
+        <w:t xml:space="preserve">Solution: Area = πr² = (22/7) × 14 × 14 = 616 sq cm.</w:t>
       </w:r>
     </w:p>
     <w:p>
-      <w:pPr>
-        <w:spacing w:after="0" w:before="0"/>
-      </w:pPr>
       <w:r>
-        <w:rPr>
-          <w:b w:val="0"/>
-          <w:sz w:val="20"/>
-        </w:rPr>
-        <w:t>Positive Marks: 1</w:t>
+        <w:t xml:space="preserve">Positive Marks: 1</w:t>
       </w:r>
     </w:p>
     <w:p>
-      <w:pPr>
-        <w:spacing w:after="160" w:before="0"/>
-      </w:pPr>
       <w:r>
-        <w:rPr>
-          <w:b w:val="0"/>
-          <w:sz w:val="20"/>
-        </w:rPr>
-        <w:t>Negative Marks: 0.25</w:t>
+        <w:t xml:space="preserve">Negative Marks: 0.25</w:t>
       </w:r>
     </w:p>
     <w:p>
-      <w:pPr>
-        <w:spacing w:after="20" w:before="120"/>
-      </w:pPr>
       <w:r>
-        <w:rPr>
-          <w:b/>
-          <w:sz w:val="22"/>
-        </w:rPr>
-        <w:t>Question: Who founded the Indian National Congress in 1885?</w:t>
+        <w:t xml:space="preserve"/>
       </w:r>
     </w:p>
     <w:p>
-      <w:pPr>
-        <w:spacing w:after="0" w:before="0"/>
-      </w:pPr>
       <w:r>
-        <w:rPr>
-          <w:b w:val="0"/>
-          <w:sz w:val="22"/>
-        </w:rPr>
-        <w:t>(a) Bal Gangadhar Tilak</w:t>
+        <w:t xml:space="preserve">Question: The full form of "PNG" (image format) is:</w:t>
       </w:r>
     </w:p>
     <w:p>
-      <w:pPr>
-        <w:spacing w:after="0" w:before="0"/>
-      </w:pPr>
       <w:r>
-        <w:rPr>
-          <w:b w:val="0"/>
-          <w:sz w:val="22"/>
-        </w:rPr>
-        <w:t>(b) Surendranath Banerjee</w:t>
+        <w:t xml:space="preserve">(a) Portable Network Graphics</w:t>
       </w:r>
     </w:p>
     <w:p>
-      <w:pPr>
-        <w:spacing w:after="0" w:before="0"/>
-      </w:pPr>
       <w:r>
-        <w:rPr>
-          <w:b w:val="0"/>
-          <w:sz w:val="22"/>
-        </w:rPr>
-        <w:t>(c) A.O. Hume</w:t>
+        <w:t xml:space="preserve">(b) Personal Network Graphics</w:t>
       </w:r>
     </w:p>
     <w:p>
-      <w:pPr>
-        <w:spacing w:after="0" w:before="0"/>
-      </w:pPr>
       <w:r>
-        <w:rPr>
-          <w:b w:val="0"/>
-          <w:sz w:val="22"/>
-        </w:rPr>
-        <w:t>(d) Dadabhai Naoroji</w:t>
+        <w:t xml:space="preserve">(c) Pixel Network Graphics</w:t>
       </w:r>
     </w:p>
     <w:p>
-      <w:pPr>
-        <w:spacing w:after="0" w:before="40"/>
-      </w:pPr>
       <w:r>
-        <w:rPr>
-          <w:b/>
-          <w:sz w:val="22"/>
-        </w:rPr>
-        <w:t>Answer: c</w:t>
+        <w:t xml:space="preserve">(d) Portable New Graphics</w:t>
       </w:r>
     </w:p>
     <w:p>
-      <w:pPr>
-        <w:spacing w:after="0" w:before="0"/>
-      </w:pPr>
       <w:r>
-        <w:rPr>
-          <w:b w:val="0"/>
-          <w:sz w:val="21"/>
-        </w:rPr>
-        <w:t>Solution: A.O. Hume, a retired British civil servant, founded the Indian National Congress in 1885; its first president was W.C. Bonnerjee.</w:t>
+        <w:t xml:space="preserve">Answer: a</w:t>
       </w:r>
     </w:p>
     <w:p>
-      <w:pPr>
-        <w:spacing w:after="0" w:before="0"/>
-      </w:pPr>
       <w:r>
-        <w:rPr>
-          <w:b w:val="0"/>
-          <w:sz w:val="20"/>
-        </w:rPr>
-        <w:t>Positive Marks: 1</w:t>
+        <w:t xml:space="preserve">Solution: PNG stands for Portable Network Graphics — a lossless image compression format widely used on the web.</w:t>
       </w:r>
     </w:p>
     <w:p>
-      <w:pPr>
-        <w:spacing w:after="160" w:before="0"/>
-      </w:pPr>
       <w:r>
-        <w:rPr>
-          <w:b w:val="0"/>
-          <w:sz w:val="20"/>
-        </w:rPr>
-        <w:t>Negative Marks: 0.25</w:t>
+        <w:t xml:space="preserve">Positive Marks: 1</w:t>
       </w:r>
     </w:p>
     <w:p>
-      <w:pPr>
-        <w:spacing w:after="20" w:before="120"/>
-      </w:pPr>
       <w:r>
-        <w:rPr>
-          <w:b/>
-          <w:sz w:val="22"/>
-        </w:rPr>
-        <w:t>Question: Ravi starts walking towards the morning sun. He turns left and then turns left again. Which direction is he facing now?</w:t>
+        <w:t xml:space="preserve">Negative Marks: 0.25</w:t>
       </w:r>
     </w:p>
     <w:p>
-      <w:pPr>
-        <w:spacing w:after="0" w:before="0"/>
-      </w:pPr>
       <w:r>
-        <w:rPr>
-          <w:b w:val="0"/>
-          <w:sz w:val="22"/>
-        </w:rPr>
-        <w:t>(a) West</w:t>
+        <w:t xml:space="preserve"/>
       </w:r>
     </w:p>
     <w:p>
-      <w:pPr>
-        <w:spacing w:after="0" w:before="0"/>
-      </w:pPr>
       <w:r>
-        <w:rPr>
-          <w:b w:val="0"/>
-          <w:sz w:val="22"/>
-        </w:rPr>
-        <w:t>(b) East</w:t>
+        <w:t xml:space="preserve">Question: The "Kaziranga National Park" is famous for which animal?</w:t>
       </w:r>
     </w:p>
     <w:p>
-      <w:pPr>
-        <w:spacing w:after="0" w:before="0"/>
-      </w:pPr>
       <w:r>
-        <w:rPr>
-          <w:b w:val="0"/>
-          <w:sz w:val="22"/>
-        </w:rPr>
-        <w:t>(c) North</w:t>
+        <w:t xml:space="preserve">(a) One-horned rhinoceros</w:t>
       </w:r>
     </w:p>
     <w:p>
-      <w:pPr>
-        <w:spacing w:after="0" w:before="0"/>
-      </w:pPr>
       <w:r>
-        <w:rPr>
-          <w:b w:val="0"/>
-          <w:sz w:val="22"/>
-        </w:rPr>
-        <w:t>(d) South</w:t>
+        <w:t xml:space="preserve">(b) Bengal tiger</w:t>
       </w:r>
     </w:p>
     <w:p>
-      <w:pPr>
-        <w:spacing w:after="0" w:before="40"/>
-      </w:pPr>
       <w:r>
-        <w:rPr>
-          <w:b/>
-          <w:sz w:val="22"/>
-        </w:rPr>
-        <w:t>Answer: a</w:t>
+        <w:t xml:space="preserve">(c) Asiatic lion</w:t>
       </w:r>
     </w:p>
     <w:p>
-      <w:pPr>
-        <w:spacing w:after="0" w:before="0"/>
-      </w:pPr>
       <w:r>
-        <w:rPr>
-          <w:b w:val="0"/>
-          <w:sz w:val="21"/>
-        </w:rPr>
-        <w:t>Solution: Facing east (morning sun), left turn = north, another left turn = west.</w:t>
+        <w:t xml:space="preserve">(d) Snow leopard</w:t>
       </w:r>
     </w:p>
     <w:p>
-      <w:pPr>
-        <w:spacing w:after="0" w:before="0"/>
-      </w:pPr>
       <w:r>
-        <w:rPr>
-          <w:b w:val="0"/>
-          <w:sz w:val="20"/>
-        </w:rPr>
-        <w:t>Positive Marks: 1</w:t>
+        <w:t xml:space="preserve">Answer: a</w:t>
       </w:r>
     </w:p>
     <w:p>
-      <w:pPr>
-        <w:spacing w:after="160" w:before="0"/>
-      </w:pPr>
       <w:r>
-        <w:rPr>
-          <w:b w:val="0"/>
-          <w:sz w:val="20"/>
-        </w:rPr>
-        <w:t>Negative Marks: 0.25</w:t>
+        <w:t xml:space="preserve">Solution: Kaziranga National Park (Assam) — a UNESCO World Heritage Site — is famous for the great one-horned rhinoceros.</w:t>
       </w:r>
     </w:p>
     <w:p>
-      <w:pPr>
-        <w:spacing w:after="20" w:before="120"/>
-      </w:pPr>
       <w:r>
-        <w:rPr>
-          <w:b/>
-          <w:sz w:val="22"/>
-        </w:rPr>
-        <w:t>Question: The 'GST' rate on essential food items such as grains and milk is:</w:t>
+        <w:t xml:space="preserve">Positive Marks: 1</w:t>
       </w:r>
     </w:p>
     <w:p>
-      <w:pPr>
-        <w:spacing w:after="0" w:before="0"/>
-      </w:pPr>
       <w:r>
-        <w:rPr>
-          <w:b w:val="0"/>
-          <w:sz w:val="22"/>
-        </w:rPr>
-        <w:t>(a) 0%</w:t>
+        <w:t xml:space="preserve">Negative Marks: 0.25</w:t>
       </w:r>
     </w:p>
     <w:p>
-      <w:pPr>
-        <w:spacing w:after="0" w:before="0"/>
-      </w:pPr>
       <w:r>
-        <w:rPr>
-          <w:b w:val="0"/>
-          <w:sz w:val="22"/>
-        </w:rPr>
-        <w:t>(b) 5%</w:t>
+        <w:t xml:space="preserve"/>
       </w:r>
     </w:p>
     <w:p>
-      <w:pPr>
-        <w:spacing w:after="0" w:before="0"/>
-      </w:pPr>
       <w:r>
-        <w:rPr>
-          <w:b w:val="0"/>
-          <w:sz w:val="22"/>
-        </w:rPr>
-        <w:t>(c) 12%</w:t>
+        <w:t xml:space="preserve">Question: A sum of money doubles in 8 years at simple interest. The rate of interest is:</w:t>
       </w:r>
     </w:p>
     <w:p>
-      <w:pPr>
-        <w:spacing w:after="0" w:before="0"/>
-      </w:pPr>
       <w:r>
-        <w:rPr>
-          <w:b w:val="0"/>
-          <w:sz w:val="22"/>
-        </w:rPr>
-        <w:t>(d) 18%</w:t>
+        <w:t xml:space="preserve">(a) 10%</w:t>
       </w:r>
     </w:p>
     <w:p>
-      <w:pPr>
-        <w:spacing w:after="0" w:before="40"/>
-      </w:pPr>
       <w:r>
-        <w:rPr>
-          <w:b/>
-          <w:sz w:val="22"/>
-        </w:rPr>
-        <w:t>Answer: a</w:t>
+        <w:t xml:space="preserve">(b) 12.5%</w:t>
       </w:r>
     </w:p>
     <w:p>
-      <w:pPr>
-        <w:spacing w:after="0" w:before="0"/>
-      </w:pPr>
       <w:r>
-        <w:rPr>
-          <w:b w:val="0"/>
-          <w:sz w:val="21"/>
-        </w:rPr>
-        <w:t>Solution: Basic food items like grains, milk and vegetables are exempt (0%) under GST.</w:t>
+        <w:t xml:space="preserve">(c) 15%</w:t>
       </w:r>
     </w:p>
     <w:p>
-      <w:pPr>
-        <w:spacing w:after="0" w:before="0"/>
-      </w:pPr>
       <w:r>
-        <w:rPr>
-          <w:b w:val="0"/>
-          <w:sz w:val="20"/>
-        </w:rPr>
-        <w:t>Positive Marks: 1</w:t>
+        <w:t xml:space="preserve">(d) 20%</w:t>
       </w:r>
     </w:p>
     <w:p>
-      <w:pPr>
-        <w:spacing w:after="160" w:before="0"/>
-      </w:pPr>
       <w:r>
-        <w:rPr>
-          <w:b w:val="0"/>
-          <w:sz w:val="20"/>
-        </w:rPr>
-        <w:t>Negative Marks: 0.25</w:t>
+        <w:t xml:space="preserve">Answer: b</w:t>
       </w:r>
     </w:p>
     <w:p>
-      <w:pPr>
-        <w:spacing w:after="20" w:before="120"/>
-      </w:pPr>
       <w:r>
-        <w:rPr>
-          <w:b/>
-          <w:sz w:val="22"/>
-        </w:rPr>
-        <w:t>Question: The minimum age to become the Prime Minister of India is:</w:t>
+        <w:t xml:space="preserve">Solution: If it doubles, interest = principal. R = 100/8 = 12.5%.</w:t>
       </w:r>
     </w:p>
     <w:p>
-      <w:pPr>
-        <w:spacing w:after="0" w:before="0"/>
-      </w:pPr>
       <w:r>
-        <w:rPr>
-          <w:b w:val="0"/>
-          <w:sz w:val="22"/>
-        </w:rPr>
-        <w:t>(a) 25 years</w:t>
+        <w:t xml:space="preserve">Positive Marks: 1</w:t>
       </w:r>
     </w:p>
     <w:p>
-      <w:pPr>
-        <w:spacing w:after="0" w:before="0"/>
-      </w:pPr>
       <w:r>
-        <w:rPr>
-          <w:b w:val="0"/>
-          <w:sz w:val="22"/>
-        </w:rPr>
-        <w:t>(b) 35 years</w:t>
+        <w:t xml:space="preserve">Negative Marks: 0.25</w:t>
       </w:r>
     </w:p>
     <w:p>
-      <w:pPr>
-        <w:spacing w:after="0" w:before="0"/>
-      </w:pPr>
       <w:r>
-        <w:rPr>
-          <w:b w:val="0"/>
-          <w:sz w:val="22"/>
-        </w:rPr>
-        <w:t>(c) 30 years</w:t>
+        <w:t xml:space="preserve"/>
       </w:r>
     </w:p>
     <w:p>
-      <w:pPr>
-        <w:spacing w:after="0" w:before="0"/>
-      </w:pPr>
       <w:r>
-        <w:rPr>
-          <w:b w:val="0"/>
-          <w:sz w:val="22"/>
-        </w:rPr>
-        <w:t>(d) 21 years</w:t>
+        <w:t xml:space="preserve">Question: Which of the following is an output device?</w:t>
       </w:r>
     </w:p>
     <w:p>
-      <w:pPr>
-        <w:spacing w:after="0" w:before="40"/>
-      </w:pPr>
       <w:r>
-        <w:rPr>
-          <w:b/>
-          <w:sz w:val="22"/>
-        </w:rPr>
-        <w:t>Answer: a</w:t>
+        <w:t xml:space="preserve">(a) Projector</w:t>
       </w:r>
     </w:p>
     <w:p>
-      <w:pPr>
-        <w:spacing w:after="0" w:before="0"/>
-      </w:pPr>
       <w:r>
-        <w:rPr>
-          <w:b w:val="0"/>
-          <w:sz w:val="21"/>
-        </w:rPr>
-        <w:t>Solution: A person must be at least 25 years old to become a member of the Lok Sabha and hence the Prime Minister.</w:t>
+        <w:t xml:space="preserve">(b) Scanner</w:t>
       </w:r>
     </w:p>
     <w:p>
-      <w:pPr>
-        <w:spacing w:after="0" w:before="0"/>
-      </w:pPr>
       <w:r>
-        <w:rPr>
-          <w:b w:val="0"/>
-          <w:sz w:val="20"/>
-        </w:rPr>
-        <w:t>Positive Marks: 1</w:t>
+        <w:t xml:space="preserve">(c) Microphone</w:t>
       </w:r>
     </w:p>
     <w:p>
-      <w:pPr>
-        <w:spacing w:after="160" w:before="0"/>
-      </w:pPr>
       <w:r>
-        <w:rPr>
-          <w:b w:val="0"/>
-          <w:sz w:val="20"/>
-        </w:rPr>
-        <w:t>Negative Marks: 0.25</w:t>
+        <w:t xml:space="preserve">(d) Mouse</w:t>
       </w:r>
     </w:p>
     <w:p>
-      <w:pPr>
-        <w:spacing w:after="20" w:before="120"/>
-      </w:pPr>
       <w:r>
-        <w:rPr>
-          <w:b/>
-          <w:sz w:val="22"/>
-        </w:rPr>
-        <w:t>Question: Which Indian state has the longest coastline?</w:t>
+        <w:t xml:space="preserve">Answer: a</w:t>
       </w:r>
     </w:p>
     <w:p>
-      <w:pPr>
-        <w:spacing w:after="0" w:before="0"/>
-      </w:pPr>
       <w:r>
-        <w:rPr>
-          <w:b w:val="0"/>
-          <w:sz w:val="22"/>
-        </w:rPr>
-        <w:t>(a) Andhra Pradesh</w:t>
+        <w:t xml:space="preserve">Solution: A projector displays output (images/video) on a screen. Scanner, microphone, and mouse are input devices.</w:t>
       </w:r>
     </w:p>
     <w:p>
-      <w:pPr>
-        <w:spacing w:after="0" w:before="0"/>
-      </w:pPr>
       <w:r>
-        <w:rPr>
-          <w:b w:val="0"/>
-          <w:sz w:val="22"/>
-        </w:rPr>
-        <w:t>(b) Kerala</w:t>
+        <w:t xml:space="preserve">Positive Marks: 1</w:t>
       </w:r>
     </w:p>
     <w:p>
-      <w:pPr>
-        <w:spacing w:after="0" w:before="0"/>
-      </w:pPr>
       <w:r>
-        <w:rPr>
-          <w:b w:val="0"/>
-          <w:sz w:val="22"/>
-        </w:rPr>
-        <w:t>(c) Gujarat</w:t>
+        <w:t xml:space="preserve">Negative Marks: 0.25</w:t>
       </w:r>
     </w:p>
     <w:p>
-      <w:pPr>
-        <w:spacing w:after="0" w:before="0"/>
-      </w:pPr>
       <w:r>
-        <w:rPr>
-          <w:b w:val="0"/>
-          <w:sz w:val="22"/>
-        </w:rPr>
-        <w:t>(d) Tamil Nadu</w:t>
+        <w:t xml:space="preserve"/>
       </w:r>
     </w:p>
     <w:p>
-      <w:pPr>
-        <w:spacing w:after="0" w:before="40"/>
-      </w:pPr>
       <w:r>
-        <w:rPr>
-          <w:b/>
-          <w:sz w:val="22"/>
-        </w:rPr>
-        <w:t>Answer: c</w:t>
+        <w:t xml:space="preserve">Question: The "Taj Mahal" is located on the banks of which river?</w:t>
       </w:r>
     </w:p>
     <w:p>
-      <w:pPr>
-        <w:spacing w:after="0" w:before="0"/>
-      </w:pPr>
       <w:r>
-        <w:rPr>
-          <w:b w:val="0"/>
-          <w:sz w:val="21"/>
-        </w:rPr>
-        <w:t>Solution: Gujarat has the longest coastline in India (about 1600 km).</w:t>
+        <w:t xml:space="preserve">(a) Yamuna</w:t>
       </w:r>
     </w:p>
     <w:p>
-      <w:pPr>
-        <w:spacing w:after="0" w:before="0"/>
-      </w:pPr>
       <w:r>
-        <w:rPr>
-          <w:b w:val="0"/>
-          <w:sz w:val="20"/>
-        </w:rPr>
-        <w:t>Positive Marks: 1</w:t>
+        <w:t xml:space="preserve">(b) Ganga</w:t>
       </w:r>
     </w:p>
     <w:p>
-      <w:pPr>
-        <w:spacing w:after="160" w:before="0"/>
-      </w:pPr>
       <w:r>
-        <w:rPr>
-          <w:b w:val="0"/>
-          <w:sz w:val="20"/>
-        </w:rPr>
-        <w:t>Negative Marks: 0.25</w:t>
+        <w:t xml:space="preserve">(c) Narmada</w:t>
       </w:r>
     </w:p>
     <w:p>
-      <w:pPr>
-        <w:spacing w:after="20" w:before="120"/>
-      </w:pPr>
       <w:r>
-        <w:rPr>
-          <w:b/>
-          <w:sz w:val="22"/>
-        </w:rPr>
-        <w:t>Question: Which country hosted the G20 Summit in 2023?</w:t>
+        <w:t xml:space="preserve">(d) Godavari</w:t>
       </w:r>
     </w:p>
     <w:p>
-      <w:pPr>
-        <w:spacing w:after="0" w:before="0"/>
-      </w:pPr>
       <w:r>
-        <w:rPr>
-          <w:b w:val="0"/>
-          <w:sz w:val="22"/>
-        </w:rPr>
-        <w:t>(a) Indonesia</w:t>
+        <w:t xml:space="preserve">Answer: a</w:t>
       </w:r>
     </w:p>
     <w:p>
-      <w:pPr>
-        <w:spacing w:after="0" w:before="0"/>
-      </w:pPr>
       <w:r>
-        <w:rPr>
-          <w:b w:val="0"/>
-          <w:sz w:val="22"/>
-        </w:rPr>
-        <w:t>(b) Japan</w:t>
+        <w:t xml:space="preserve">Solution: The Taj Mahal in Agra is situated on the banks of the Yamuna River — built by Shah Jahan.</w:t>
       </w:r>
     </w:p>
     <w:p>
-      <w:pPr>
-        <w:spacing w:after="0" w:before="0"/>
-      </w:pPr>
       <w:r>
-        <w:rPr>
-          <w:b w:val="0"/>
-          <w:sz w:val="22"/>
-        </w:rPr>
-        <w:t>(c) Brazil</w:t>
+        <w:t xml:space="preserve">Positive Marks: 1</w:t>
       </w:r>
     </w:p>
     <w:p>
-      <w:pPr>
-        <w:spacing w:after="0" w:before="0"/>
-      </w:pPr>
       <w:r>
-        <w:rPr>
-          <w:b w:val="0"/>
-          <w:sz w:val="22"/>
-        </w:rPr>
-        <w:t>(d) India</w:t>
+        <w:t xml:space="preserve">Negative Marks: 0.25</w:t>
       </w:r>
     </w:p>
     <w:p>
-      <w:pPr>
-        <w:spacing w:after="0" w:before="40"/>
-      </w:pPr>
       <w:r>
-        <w:rPr>
-          <w:b/>
-          <w:sz w:val="22"/>
-        </w:rPr>
-        <w:t>Answer: d</w:t>
+        <w:t xml:space="preserve"/>
       </w:r>
     </w:p>
     <w:p>
-      <w:pPr>
-        <w:spacing w:after="0" w:before="0"/>
-      </w:pPr>
       <w:r>
-        <w:rPr>
-          <w:b w:val="0"/>
-          <w:sz w:val="21"/>
-        </w:rPr>
-        <w:t>Solution: India hosted the G20 Summit in September 2023 under the theme 'One Earth, One Family, One Future'.</w:t>
+        <w:t xml:space="preserve">Question: If 8% of a number is 40, the number is:</w:t>
       </w:r>
     </w:p>
     <w:p>
-      <w:pPr>
-        <w:spacing w:after="0" w:before="0"/>
-      </w:pPr>
       <w:r>
-        <w:rPr>
-          <w:b w:val="0"/>
-          <w:sz w:val="20"/>
-        </w:rPr>
-        <w:t>Positive Marks: 1</w:t>
+        <w:t xml:space="preserve">(a) 400</w:t>
       </w:r>
     </w:p>
     <w:p>
-      <w:pPr>
-        <w:spacing w:after="160" w:before="0"/>
-      </w:pPr>
       <w:r>
-        <w:rPr>
-          <w:b w:val="0"/>
-          <w:sz w:val="20"/>
-        </w:rPr>
-        <w:t>Negative Marks: 0.25</w:t>
+        <w:t xml:space="preserve">(b) 450</w:t>
       </w:r>
     </w:p>
     <w:p>
-      <w:pPr>
-        <w:spacing w:after="20" w:before="120"/>
-      </w:pPr>
       <w:r>
-        <w:rPr>
-          <w:b/>
-          <w:sz w:val="22"/>
-        </w:rPr>
-        <w:t>Question: Who was the first Governor-General of independent India?</w:t>
+        <w:t xml:space="preserve">(c) 500</w:t>
       </w:r>
     </w:p>
     <w:p>
-      <w:pPr>
-        <w:spacing w:after="0" w:before="0"/>
-      </w:pPr>
       <w:r>
-        <w:rPr>
-          <w:b w:val="0"/>
-          <w:sz w:val="22"/>
-        </w:rPr>
-        <w:t>(a) Lord Wavell</w:t>
+        <w:t xml:space="preserve">(d) 600</w:t>
       </w:r>
     </w:p>
     <w:p>
-      <w:pPr>
-        <w:spacing w:after="0" w:before="0"/>
-      </w:pPr>
       <w:r>
-        <w:rPr>
-          <w:b w:val="0"/>
-          <w:sz w:val="22"/>
-        </w:rPr>
-        <w:t>(b) Rajendra Prasad</w:t>
+        <w:t xml:space="preserve">Answer: c</w:t>
       </w:r>
     </w:p>
     <w:p>
-      <w:pPr>
-        <w:spacing w:after="0" w:before="0"/>
-      </w:pPr>
       <w:r>
-        <w:rPr>
-          <w:b w:val="0"/>
-          <w:sz w:val="22"/>
-        </w:rPr>
-        <w:t>(c) C. Rajagopalachari</w:t>
+        <w:t xml:space="preserve">Solution: 0.08x = 40 → x = 40 ÷ 0.08 = 500.</w:t>
       </w:r>
     </w:p>
     <w:p>
-      <w:pPr>
-        <w:spacing w:after="0" w:before="0"/>
-      </w:pPr>
       <w:r>
-        <w:rPr>
-          <w:b w:val="0"/>
-          <w:sz w:val="22"/>
-        </w:rPr>
-        <w:t>(d) Lord Mountbatten</w:t>
+        <w:t xml:space="preserve">Positive Marks: 1</w:t>
       </w:r>
     </w:p>
     <w:p>
-      <w:pPr>
-        <w:spacing w:after="0" w:before="40"/>
-      </w:pPr>
       <w:r>
-        <w:rPr>
-          <w:b/>
-          <w:sz w:val="22"/>
-        </w:rPr>
-        <w:t>Answer: d</w:t>
+        <w:t xml:space="preserve">Negative Marks: 0.25</w:t>
       </w:r>
     </w:p>
     <w:p>
-      <w:pPr>
-        <w:spacing w:after="0" w:before="0"/>
-      </w:pPr>
       <w:r>
-        <w:rPr>
-          <w:b w:val="0"/>
-          <w:sz w:val="21"/>
-        </w:rPr>
-        <w:t>Solution: Lord Mountbatten was the first Governor-General of independent India (1947-48); C. Rajagopalachari was the first Indian Governor-General.</w:t>
+        <w:t xml:space="preserve"/>
       </w:r>
     </w:p>
     <w:p>
-      <w:pPr>
-        <w:spacing w:after="0" w:before="0"/>
-      </w:pPr>
       <w:r>
-        <w:rPr>
-          <w:b w:val="0"/>
-          <w:sz w:val="20"/>
-        </w:rPr>
-        <w:t>Positive Marks: 1</w:t>
+        <w:t xml:space="preserve">Question: In a database, a column is also known as a:</w:t>
       </w:r>
     </w:p>
     <w:p>
-      <w:pPr>
-        <w:spacing w:after="160" w:before="0"/>
-      </w:pPr>
       <w:r>
-        <w:rPr>
-          <w:b w:val="0"/>
-          <w:sz w:val="20"/>
-        </w:rPr>
-        <w:t>Negative Marks: 0.25</w:t>
+        <w:t xml:space="preserve">(a) Field</w:t>
       </w:r>
     </w:p>
     <w:p>
-      <w:pPr>
-        <w:spacing w:after="20" w:before="120"/>
-      </w:pPr>
       <w:r>
-        <w:rPr>
-          <w:b/>
-          <w:sz w:val="22"/>
-        </w:rPr>
-        <w:t>Question: World Environment Day is celebrated on:</w:t>
+        <w:t xml:space="preserve">(b) Record</w:t>
       </w:r>
     </w:p>
     <w:p>
-      <w:pPr>
-        <w:spacing w:after="0" w:before="0"/>
-      </w:pPr>
       <w:r>
-        <w:rPr>
-          <w:b w:val="0"/>
-          <w:sz w:val="22"/>
-        </w:rPr>
-        <w:t>(a) 22 April</w:t>
+        <w:t xml:space="preserve">(c) Table</w:t>
       </w:r>
     </w:p>
     <w:p>
-      <w:pPr>
-        <w:spacing w:after="0" w:before="0"/>
-      </w:pPr>
       <w:r>
-        <w:rPr>
-          <w:b w:val="0"/>
-          <w:sz w:val="22"/>
-        </w:rPr>
-        <w:t>(b) 21 March</w:t>
+        <w:t xml:space="preserve">(d) Query</w:t>
       </w:r>
     </w:p>
     <w:p>
-      <w:pPr>
-        <w:spacing w:after="0" w:before="0"/>
-      </w:pPr>
       <w:r>
-        <w:rPr>
-          <w:b w:val="0"/>
-          <w:sz w:val="22"/>
-        </w:rPr>
-        <w:t>(c) 16 September</w:t>
+        <w:t xml:space="preserve">Answer: a</w:t>
       </w:r>
     </w:p>
     <w:p>
-      <w:pPr>
-        <w:spacing w:after="0" w:before="0"/>
-      </w:pPr>
       <w:r>
-        <w:rPr>
-          <w:b w:val="0"/>
-          <w:sz w:val="22"/>
-        </w:rPr>
-        <w:t>(d) 5 June</w:t>
+        <w:t xml:space="preserve">Solution: A column is a field (attribute); a row is a record. Tables store related data.</w:t>
       </w:r>
     </w:p>
     <w:p>
-      <w:pPr>
-        <w:spacing w:after="0" w:before="40"/>
-      </w:pPr>
       <w:r>
-        <w:rPr>
-          <w:b/>
-          <w:sz w:val="22"/>
-        </w:rPr>
-        <w:t>Answer: d</w:t>
+        <w:t xml:space="preserve">Positive Marks: 1</w:t>
       </w:r>
     </w:p>
     <w:p>
-      <w:pPr>
-        <w:spacing w:after="0" w:before="0"/>
-      </w:pPr>
       <w:r>
-        <w:rPr>
-          <w:b w:val="0"/>
-          <w:sz w:val="21"/>
-        </w:rPr>
-        <w:t>Solution: World Environment Day is celebrated on 5 June.</w:t>
+        <w:t xml:space="preserve">Negative Marks: 0.25</w:t>
       </w:r>
     </w:p>
     <w:p>
-      <w:pPr>
-        <w:spacing w:after="0" w:before="0"/>
-      </w:pPr>
       <w:r>
-        <w:rPr>
-          <w:b w:val="0"/>
-          <w:sz w:val="20"/>
-        </w:rPr>
-        <w:t>Positive Marks: 1</w:t>
+        <w:t xml:space="preserve"/>
       </w:r>
     </w:p>
     <w:p>
-      <w:pPr>
-        <w:spacing w:after="160" w:before="0"/>
-      </w:pPr>
       <w:r>
-        <w:rPr>
-          <w:b w:val="0"/>
-          <w:sz w:val="20"/>
-        </w:rPr>
-        <w:t>Negative Marks: 0.25</w:t>
+        <w:t xml:space="preserve">Question: The "Bihu" festival is celebrated in which state?</w:t>
+      </w:r>
+    </w:p>
+    <w:p>
+      <w:r>
+        <w:t xml:space="preserve">(a) Assam</w:t>
+      </w:r>
+    </w:p>
+    <w:p>
+      <w:r>
+        <w:t xml:space="preserve">(b) Odisha</w:t>
+      </w:r>
+    </w:p>
+    <w:p>
+      <w:r>
+        <w:t xml:space="preserve">(c) West Bengal</w:t>
+      </w:r>
+    </w:p>
+    <w:p>
+      <w:r>
+        <w:t xml:space="preserve">(d) Tripura</w:t>
+      </w:r>
+    </w:p>
+    <w:p>
+      <w:r>
+        <w:t xml:space="preserve">Answer: a</w:t>
+      </w:r>
+    </w:p>
+    <w:p>
+      <w:r>
+        <w:t xml:space="preserve">Solution: Bihu — the harvest festival of Assam — is celebrated three times a year (Bohag, Kati, Magh Bihu).</w:t>
+      </w:r>
+    </w:p>
+    <w:p>
+      <w:r>
+        <w:t xml:space="preserve">Positive Marks: 1</w:t>
+      </w:r>
+    </w:p>
+    <w:p>
+      <w:r>
+        <w:t xml:space="preserve">Negative Marks: 0.25</w:t>
+      </w:r>
+    </w:p>
+    <w:p>
+      <w:r>
+        <w:t xml:space="preserve"/>
+      </w:r>
+    </w:p>
+    <w:p>
+      <w:r>
+        <w:t xml:space="preserve">Question: If 7x − 9 = 40, then x equals:</w:t>
+      </w:r>
+    </w:p>
+    <w:p>
+      <w:r>
+        <w:t xml:space="preserve">(a) 6</w:t>
+      </w:r>
+    </w:p>
+    <w:p>
+      <w:r>
+        <w:t xml:space="preserve">(b) 7</w:t>
+      </w:r>
+    </w:p>
+    <w:p>
+      <w:r>
+        <w:t xml:space="preserve">(c) 8</w:t>
+      </w:r>
+    </w:p>
+    <w:p>
+      <w:r>
+        <w:t xml:space="preserve">(d) 9</w:t>
+      </w:r>
+    </w:p>
+    <w:p>
+      <w:r>
+        <w:t xml:space="preserve">Answer: b</w:t>
+      </w:r>
+    </w:p>
+    <w:p>
+      <w:r>
+        <w:t xml:space="preserve">Solution: 7x − 9 = 40 → 7x = 49 → x = 7.</w:t>
+      </w:r>
+    </w:p>
+    <w:p>
+      <w:r>
+        <w:t xml:space="preserve">Positive Marks: 1</w:t>
+      </w:r>
+    </w:p>
+    <w:p>
+      <w:r>
+        <w:t xml:space="preserve">Negative Marks: 0.25</w:t>
       </w:r>
     </w:p>
     <w:sectPr>
       <w:pgSz w:w="12240" w:h="15840"/>
-      <w:pgMar w:top="864" w:right="1008" w:bottom="864" w:left="1008" w:header="720" w:footer="720" w:gutter="0"/>
+      <w:pgMar w:top="1440" w:right="1800" w:bottom="1440" w:left="1800" w:header="720" w:footer="720" w:gutter="0"/>
       <w:cols w:space="720"/>
       <w:docGrid w:linePitch="360"/>
     </w:sectPr>
@@ -2535,10 +1365,6 @@
     <w:name w:val="Normal"/>
     <w:qFormat/>
     <w:rsid w:val="00FC693F"/>
-    <w:rPr>
-      <w:rFonts w:ascii="Calibri" w:hAnsi="Calibri"/>
-      <w:sz w:val="22"/>
-    </w:rPr>
   </w:style>
   <w:style w:type="paragraph" w:styleId="Header">
     <w:name w:val="header"/>
